--- a/Dont know/Lịch Sử Đảng Cộng Sản Việt Nam - DH22PM- 22030126 - Nguyễn Minh Cường.docx
+++ b/Dont know/Lịch Sử Đảng Cộng Sản Việt Nam - DH22PM- 22030126 - Nguyễn Minh Cường.docx
@@ -144,7 +144,7 @@
           <w:szCs w:val="26"/>
         </w:rPr>
         <w:drawing>
-          <wp:inline distT="0" distB="0" distL="0" distR="0" wp14:anchorId="03214516" wp14:editId="4844E6ED">
+          <wp:inline distT="0" distB="0" distL="0" distR="0" wp14:anchorId="03214516" wp14:editId="6B323657">
             <wp:extent cx="1903228" cy="1706481"/>
             <wp:effectExtent l="0" t="0" r="0" b="0"/>
             <wp:docPr id="238837902" name="Picture 3"/>
@@ -368,6 +368,33 @@
                 <w:szCs w:val="36"/>
                 <w:lang w:val="en-US"/>
               </w:rPr>
+              <w:t>TH</w:t>
+            </w:r>
+            <w:r>
+              <w:rPr>
+                <w:rFonts w:cstheme="majorHAnsi"/>
+                <w:sz w:val="36"/>
+                <w:szCs w:val="36"/>
+                <w:lang w:val="en-US"/>
+              </w:rPr>
+              <w:t>.</w:t>
+            </w:r>
+            <w:r>
+              <w:rPr>
+                <w:rFonts w:cstheme="majorHAnsi"/>
+                <w:sz w:val="36"/>
+                <w:szCs w:val="36"/>
+                <w:lang w:val="en-US"/>
+              </w:rPr>
+              <w:t xml:space="preserve">S </w:t>
+            </w:r>
+            <w:r>
+              <w:rPr>
+                <w:rFonts w:cstheme="majorHAnsi"/>
+                <w:sz w:val="36"/>
+                <w:szCs w:val="36"/>
+                <w:lang w:val="en-US"/>
+              </w:rPr>
               <w:t>Lê Kinh Nam</w:t>
             </w:r>
           </w:p>
@@ -401,7 +428,7 @@
                 <w:szCs w:val="36"/>
                 <w:lang w:val="en-US"/>
               </w:rPr>
-              <w:t>Khóa – năm học:</w:t>
+              <w:t>Mã lớp:</w:t>
             </w:r>
           </w:p>
         </w:tc>
@@ -426,9 +453,8 @@
                 <w:rFonts w:cstheme="majorHAnsi"/>
                 <w:sz w:val="36"/>
                 <w:szCs w:val="36"/>
-                <w:lang w:val="en-US"/>
-              </w:rPr>
-              <w:t>22 - 2024</w:t>
+              </w:rPr>
+              <w:t>DH22DN - 010106003409</w:t>
             </w:r>
           </w:p>
         </w:tc>
@@ -611,7 +637,37 @@
           <w:szCs w:val="28"/>
           <w:lang w:val="en-US"/>
         </w:rPr>
-        <w:t xml:space="preserve"> tháng 12 năm 2024</w:t>
+        <w:t xml:space="preserve"> tháng </w:t>
+      </w:r>
+      <w:r>
+        <w:rPr>
+          <w:rFonts w:cstheme="majorHAnsi"/>
+          <w:b/>
+          <w:i/>
+          <w:szCs w:val="28"/>
+          <w:lang w:val="en-US"/>
+        </w:rPr>
+        <w:t>5</w:t>
+      </w:r>
+      <w:r>
+        <w:rPr>
+          <w:rFonts w:cstheme="majorHAnsi"/>
+          <w:b/>
+          <w:i/>
+          <w:szCs w:val="28"/>
+          <w:lang w:val="en-US"/>
+        </w:rPr>
+        <w:t xml:space="preserve"> năm 202</w:t>
+      </w:r>
+      <w:r>
+        <w:rPr>
+          <w:rFonts w:cstheme="majorHAnsi"/>
+          <w:b/>
+          <w:i/>
+          <w:szCs w:val="28"/>
+          <w:lang w:val="en-US"/>
+        </w:rPr>
+        <w:t>5</w:t>
       </w:r>
       <w:r>
         <w:rPr>
@@ -4195,10 +4251,26 @@
     </w:p>
     <w:p>
       <w:pPr>
+        <w:spacing w:line="259" w:lineRule="auto"/>
+        <w:ind w:firstLine="0"/>
+        <w:rPr>
+          <w:rFonts w:eastAsia="Malgun Gothic" w:cs="Times New Roman"/>
+          <w:b/>
+          <w:bCs/>
+          <w:lang w:val="pt-BR" w:bidi="en-US"/>
+        </w:rPr>
+      </w:pPr>
+      <w:bookmarkStart w:id="18" w:name="_Toc192877278"/>
+      <w:r>
+        <w:br w:type="page"/>
+      </w:r>
+    </w:p>
+    <w:p>
+      <w:pPr>
         <w:pStyle w:val="Heading3"/>
       </w:pPr>
-      <w:bookmarkStart w:id="18" w:name="_Toc192877278"/>
-      <w:r>
+      <w:r>
+        <w:lastRenderedPageBreak/>
         <w:t>Yếu tố xã hội</w:t>
       </w:r>
       <w:bookmarkEnd w:id="18"/>
@@ -4211,11 +4283,7 @@
         </w:rPr>
       </w:pPr>
       <w:r>
-        <w:t xml:space="preserve">Tinh thần đoàn kết và ý chí thống nhất đất nước là động lực xã hội quan trọng. Ở miền Nam, các phong trào phản chiến và đòi hòa bình đã tạo ra một lực </w:t>
-      </w:r>
-      <w:r>
-        <w:lastRenderedPageBreak/>
-        <w:t>lượng quần chúng ủng hộ cách mạng. Ở miền Bắc, nhân dân sẵn sàng hy sinh, đóng góp sức người, sức của để hỗ trợ cuộc đấu tranh giải phóng miền Nam. Sự đồng thuận này là nền tảng vững chắc cho các kế hoạch chiến lược của Đảng.</w:t>
+        <w:t>Tinh thần đoàn kết và ý chí thống nhất đất nước là động lực xã hội quan trọng. Ở miền Nam, các phong trào phản chiến và đòi hòa bình đã tạo ra một lực lượng quần chúng ủng hộ cách mạng. Ở miền Bắc, nhân dân sẵn sàng hy sinh, đóng góp sức người, sức của để hỗ trợ cuộc đấu tranh giải phóng miền Nam. Sự đồng thuận này là nền tảng vững chắc cho các kế hoạch chiến lược của Đảng.</w:t>
       </w:r>
     </w:p>
     <w:p>
@@ -5457,6 +5525,7 @@
           <w:ilvl w:val="0"/>
           <w:numId w:val="10"/>
         </w:numPr>
+        <w:ind w:left="284" w:hanging="426"/>
       </w:pPr>
       <w:r>
         <w:t xml:space="preserve">Đảng Cộng sản Việt Nam. (1973). </w:t>
@@ -5466,19 +5535,7 @@
           <w:rPr>
             <w:rStyle w:val="Hyperlink"/>
           </w:rPr>
-          <w:t>Nghị quyết Hội nghị Tru</w:t>
-        </w:r>
-        <w:r>
-          <w:rPr>
-            <w:rStyle w:val="Hyperlink"/>
-          </w:rPr>
-          <w:t>n</w:t>
-        </w:r>
-        <w:r>
-          <w:rPr>
-            <w:rStyle w:val="Hyperlink"/>
-          </w:rPr>
-          <w:t>g ương lần thứ 21. Hà Nội</w:t>
+          <w:t>Nghị quyết Hội nghị Trung ương lần thứ 21. Hà Nội</w:t>
         </w:r>
       </w:hyperlink>
       <w:r>
@@ -5492,6 +5549,7 @@
           <w:ilvl w:val="0"/>
           <w:numId w:val="10"/>
         </w:numPr>
+        <w:ind w:left="284" w:hanging="426"/>
       </w:pPr>
       <w:r>
         <w:t xml:space="preserve">Bộ Quốc phòng Việt Nam. (1975). </w:t>
@@ -5515,6 +5573,7 @@
           <w:ilvl w:val="0"/>
           <w:numId w:val="10"/>
         </w:numPr>
+        <w:ind w:left="284" w:hanging="426"/>
       </w:pPr>
       <w:r>
         <w:t xml:space="preserve">Trần Văn Giàu. (1985). </w:t>
@@ -5538,6 +5597,7 @@
           <w:ilvl w:val="0"/>
           <w:numId w:val="10"/>
         </w:numPr>
+        <w:ind w:left="284" w:hanging="426"/>
       </w:pPr>
       <w:r>
         <w:t xml:space="preserve">Võ Nguyên Giáp. (2005). </w:t>
@@ -5561,6 +5621,7 @@
           <w:ilvl w:val="0"/>
           <w:numId w:val="10"/>
         </w:numPr>
+        <w:ind w:left="284" w:hanging="426"/>
       </w:pPr>
       <w:hyperlink r:id="rId14" w:history="1">
         <w:r>
@@ -5581,6 +5642,7 @@
           <w:ilvl w:val="0"/>
           <w:numId w:val="10"/>
         </w:numPr>
+        <w:ind w:left="284" w:hanging="426"/>
       </w:pPr>
       <w:r>
         <w:t xml:space="preserve">Hoàng Văn Thái. (1995). </w:t>
